--- a/klagomål/A 7686-2026 FSC-klagomål.docx
+++ b/klagomål/A 7686-2026 FSC-klagomål.docx
@@ -694,7 +694,7 @@
     <w:r>
       <w:tab/>
       <w:tab/>
-      <w:t>2026-02-21</w:t>
+      <w:t>2026-02-22</w:t>
       <w:br/>
       <w:br/>
     </w:r>

--- a/klagomål/A 7686-2026 FSC-klagomål.docx
+++ b/klagomål/A 7686-2026 FSC-klagomål.docx
@@ -694,7 +694,7 @@
     <w:r>
       <w:tab/>
       <w:tab/>
-      <w:t>2026-02-22</w:t>
+      <w:t>2026-02-23</w:t>
       <w:br/>
       <w:br/>
     </w:r>

--- a/klagomål/A 7686-2026 FSC-klagomål.docx
+++ b/klagomål/A 7686-2026 FSC-klagomål.docx
@@ -694,7 +694,7 @@
     <w:r>
       <w:tab/>
       <w:tab/>
-      <w:t>2026-02-23</w:t>
+      <w:t>2026-02-24</w:t>
       <w:br/>
       <w:br/>
     </w:r>

--- a/klagomål/A 7686-2026 FSC-klagomål.docx
+++ b/klagomål/A 7686-2026 FSC-klagomål.docx
@@ -694,7 +694,7 @@
     <w:r>
       <w:tab/>
       <w:tab/>
-      <w:t>2026-02-24</w:t>
+      <w:t>2026-02-25</w:t>
       <w:br/>
       <w:br/>
     </w:r>

--- a/klagomål/A 7686-2026 FSC-klagomål.docx
+++ b/klagomål/A 7686-2026 FSC-klagomål.docx
@@ -694,7 +694,7 @@
     <w:r>
       <w:tab/>
       <w:tab/>
-      <w:t>2026-02-25</w:t>
+      <w:t>2026-02-26</w:t>
       <w:br/>
       <w:br/>
     </w:r>

--- a/klagomål/A 7686-2026 FSC-klagomål.docx
+++ b/klagomål/A 7686-2026 FSC-klagomål.docx
@@ -694,7 +694,7 @@
     <w:r>
       <w:tab/>
       <w:tab/>
-      <w:t>2026-02-26</w:t>
+      <w:t>2026-02-28</w:t>
       <w:br/>
       <w:br/>
     </w:r>

--- a/klagomål/A 7686-2026 FSC-klagomål.docx
+++ b/klagomål/A 7686-2026 FSC-klagomål.docx
@@ -694,7 +694,7 @@
     <w:r>
       <w:tab/>
       <w:tab/>
-      <w:t>2026-02-28</w:t>
+      <w:t>2026-03-01</w:t>
       <w:br/>
       <w:br/>
     </w:r>

--- a/klagomål/A 7686-2026 FSC-klagomål.docx
+++ b/klagomål/A 7686-2026 FSC-klagomål.docx
@@ -694,7 +694,7 @@
     <w:r>
       <w:tab/>
       <w:tab/>
-      <w:t>2026-03-01</w:t>
+      <w:t>2026-03-02</w:t>
       <w:br/>
       <w:br/>
     </w:r>

--- a/klagomål/A 7686-2026 FSC-klagomål.docx
+++ b/klagomål/A 7686-2026 FSC-klagomål.docx
@@ -694,7 +694,7 @@
     <w:r>
       <w:tab/>
       <w:tab/>
-      <w:t>2026-03-02</w:t>
+      <w:t>2026-03-03</w:t>
       <w:br/>
       <w:br/>
     </w:r>

--- a/klagomål/A 7686-2026 FSC-klagomål.docx
+++ b/klagomål/A 7686-2026 FSC-klagomål.docx
@@ -694,7 +694,7 @@
     <w:r>
       <w:tab/>
       <w:tab/>
-      <w:t>2026-03-03</w:t>
+      <w:t>2026-03-04</w:t>
       <w:br/>
       <w:br/>
     </w:r>

--- a/klagomål/A 7686-2026 FSC-klagomål.docx
+++ b/klagomål/A 7686-2026 FSC-klagomål.docx
@@ -694,7 +694,7 @@
     <w:r>
       <w:tab/>
       <w:tab/>
-      <w:t>2026-03-04</w:t>
+      <w:t>2026-03-05</w:t>
       <w:br/>
       <w:br/>
     </w:r>

--- a/klagomål/A 7686-2026 FSC-klagomål.docx
+++ b/klagomål/A 7686-2026 FSC-klagomål.docx
@@ -694,7 +694,7 @@
     <w:r>
       <w:tab/>
       <w:tab/>
-      <w:t>2026-03-05</w:t>
+      <w:t>2026-03-06</w:t>
       <w:br/>
       <w:br/>
     </w:r>

--- a/klagomål/A 7686-2026 FSC-klagomål.docx
+++ b/klagomål/A 7686-2026 FSC-klagomål.docx
@@ -694,7 +694,7 @@
     <w:r>
       <w:tab/>
       <w:tab/>
-      <w:t>2026-03-06</w:t>
+      <w:t>2026-03-07</w:t>
       <w:br/>
       <w:br/>
     </w:r>

--- a/klagomål/A 7686-2026 FSC-klagomål.docx
+++ b/klagomål/A 7686-2026 FSC-klagomål.docx
@@ -694,7 +694,7 @@
     <w:r>
       <w:tab/>
       <w:tab/>
-      <w:t>2026-03-13</w:t>
+      <w:t>2026-03-16</w:t>
       <w:br/>
       <w:br/>
     </w:r>

--- a/klagomål/A 7686-2026 FSC-klagomål.docx
+++ b/klagomål/A 7686-2026 FSC-klagomål.docx
@@ -694,7 +694,7 @@
     <w:r>
       <w:tab/>
       <w:tab/>
-      <w:t>2026-03-16</w:t>
+      <w:t>2026-03-17</w:t>
       <w:br/>
       <w:br/>
     </w:r>

--- a/klagomål/A 7686-2026 FSC-klagomål.docx
+++ b/klagomål/A 7686-2026 FSC-klagomål.docx
@@ -694,7 +694,7 @@
     <w:r>
       <w:tab/>
       <w:tab/>
-      <w:t>2026-03-17</w:t>
+      <w:t>2026-03-18</w:t>
       <w:br/>
       <w:br/>
     </w:r>

--- a/klagomål/A 7686-2026 FSC-klagomål.docx
+++ b/klagomål/A 7686-2026 FSC-klagomål.docx
@@ -694,7 +694,7 @@
     <w:r>
       <w:tab/>
       <w:tab/>
-      <w:t>2026-03-18</w:t>
+      <w:t>2026-03-19</w:t>
       <w:br/>
       <w:br/>
     </w:r>

--- a/klagomål/A 7686-2026 FSC-klagomål.docx
+++ b/klagomål/A 7686-2026 FSC-klagomål.docx
@@ -694,7 +694,7 @@
     <w:r>
       <w:tab/>
       <w:tab/>
-      <w:t>2026-03-19</w:t>
+      <w:t>2026-03-20</w:t>
       <w:br/>
       <w:br/>
     </w:r>

--- a/klagomål/A 7686-2026 FSC-klagomål.docx
+++ b/klagomål/A 7686-2026 FSC-klagomål.docx
@@ -694,7 +694,7 @@
     <w:r>
       <w:tab/>
       <w:tab/>
-      <w:t>2026-03-20</w:t>
+      <w:t>2026-03-21</w:t>
       <w:br/>
       <w:br/>
     </w:r>

--- a/klagomål/A 7686-2026 FSC-klagomål.docx
+++ b/klagomål/A 7686-2026 FSC-klagomål.docx
@@ -694,7 +694,7 @@
     <w:r>
       <w:tab/>
       <w:tab/>
-      <w:t>2026-03-21</w:t>
+      <w:t>2026-03-22</w:t>
       <w:br/>
       <w:br/>
     </w:r>

--- a/klagomål/A 7686-2026 FSC-klagomål.docx
+++ b/klagomål/A 7686-2026 FSC-klagomål.docx
@@ -694,7 +694,7 @@
     <w:r>
       <w:tab/>
       <w:tab/>
-      <w:t>2026-03-22</w:t>
+      <w:t>2026-03-23</w:t>
       <w:br/>
       <w:br/>
     </w:r>

--- a/klagomål/A 7686-2026 FSC-klagomål.docx
+++ b/klagomål/A 7686-2026 FSC-klagomål.docx
@@ -694,7 +694,7 @@
     <w:r>
       <w:tab/>
       <w:tab/>
-      <w:t>2026-03-23</w:t>
+      <w:t>2026-03-24</w:t>
       <w:br/>
       <w:br/>
     </w:r>

--- a/klagomål/A 7686-2026 FSC-klagomål.docx
+++ b/klagomål/A 7686-2026 FSC-klagomål.docx
@@ -694,7 +694,7 @@
     <w:r>
       <w:tab/>
       <w:tab/>
-      <w:t>2026-03-24</w:t>
+      <w:t>2026-03-25</w:t>
       <w:br/>
       <w:br/>
     </w:r>

--- a/klagomål/A 7686-2026 FSC-klagomål.docx
+++ b/klagomål/A 7686-2026 FSC-klagomål.docx
@@ -694,7 +694,7 @@
     <w:r>
       <w:tab/>
       <w:tab/>
-      <w:t>2026-03-25</w:t>
+      <w:t>2026-03-26</w:t>
       <w:br/>
       <w:br/>
     </w:r>

--- a/klagomål/A 7686-2026 FSC-klagomål.docx
+++ b/klagomål/A 7686-2026 FSC-klagomål.docx
@@ -694,7 +694,7 @@
     <w:r>
       <w:tab/>
       <w:tab/>
-      <w:t>2026-03-26</w:t>
+      <w:t>2026-03-27</w:t>
       <w:br/>
       <w:br/>
     </w:r>

--- a/klagomål/A 7686-2026 FSC-klagomål.docx
+++ b/klagomål/A 7686-2026 FSC-klagomål.docx
@@ -694,7 +694,7 @@
     <w:r>
       <w:tab/>
       <w:tab/>
-      <w:t>2026-03-27</w:t>
+      <w:t>2026-03-28</w:t>
       <w:br/>
       <w:br/>
     </w:r>

--- a/klagomål/A 7686-2026 FSC-klagomål.docx
+++ b/klagomål/A 7686-2026 FSC-klagomål.docx
@@ -694,7 +694,7 @@
     <w:r>
       <w:tab/>
       <w:tab/>
-      <w:t>2026-03-28</w:t>
+      <w:t>2026-03-29</w:t>
       <w:br/>
       <w:br/>
     </w:r>

--- a/klagomål/A 7686-2026 FSC-klagomål.docx
+++ b/klagomål/A 7686-2026 FSC-klagomål.docx
@@ -694,7 +694,7 @@
     <w:r>
       <w:tab/>
       <w:tab/>
-      <w:t>2026-03-29</w:t>
+      <w:t>2026-03-30</w:t>
       <w:br/>
       <w:br/>
     </w:r>

--- a/klagomål/A 7686-2026 FSC-klagomål.docx
+++ b/klagomål/A 7686-2026 FSC-klagomål.docx
@@ -694,7 +694,7 @@
     <w:r>
       <w:tab/>
       <w:tab/>
-      <w:t>2026-03-30</w:t>
+      <w:t>2026-03-31</w:t>
       <w:br/>
       <w:br/>
     </w:r>

--- a/klagomål/A 7686-2026 FSC-klagomål.docx
+++ b/klagomål/A 7686-2026 FSC-klagomål.docx
@@ -694,7 +694,7 @@
     <w:r>
       <w:tab/>
       <w:tab/>
-      <w:t>2026-03-31</w:t>
+      <w:t>2026-04-01</w:t>
       <w:br/>
       <w:br/>
     </w:r>

--- a/klagomål/A 7686-2026 FSC-klagomål.docx
+++ b/klagomål/A 7686-2026 FSC-klagomål.docx
@@ -694,7 +694,7 @@
     <w:r>
       <w:tab/>
       <w:tab/>
-      <w:t>2026-04-01</w:t>
+      <w:t>2026-04-02</w:t>
       <w:br/>
       <w:br/>
     </w:r>

--- a/klagomål/A 7686-2026 FSC-klagomål.docx
+++ b/klagomål/A 7686-2026 FSC-klagomål.docx
@@ -694,7 +694,7 @@
     <w:r>
       <w:tab/>
       <w:tab/>
-      <w:t>2026-04-02</w:t>
+      <w:t>2026-04-03</w:t>
       <w:br/>
       <w:br/>
     </w:r>

--- a/klagomål/A 7686-2026 FSC-klagomål.docx
+++ b/klagomål/A 7686-2026 FSC-klagomål.docx
@@ -694,7 +694,7 @@
     <w:r>
       <w:tab/>
       <w:tab/>
-      <w:t>2026-04-03</w:t>
+      <w:t>2026-04-04</w:t>
       <w:br/>
       <w:br/>
     </w:r>

--- a/klagomål/A 7686-2026 FSC-klagomål.docx
+++ b/klagomål/A 7686-2026 FSC-klagomål.docx
@@ -694,7 +694,7 @@
     <w:r>
       <w:tab/>
       <w:tab/>
-      <w:t>2026-04-04</w:t>
+      <w:t>2026-04-05</w:t>
       <w:br/>
       <w:br/>
     </w:r>

--- a/klagomål/A 7686-2026 FSC-klagomål.docx
+++ b/klagomål/A 7686-2026 FSC-klagomål.docx
@@ -694,7 +694,7 @@
     <w:r>
       <w:tab/>
       <w:tab/>
-      <w:t>2026-04-05</w:t>
+      <w:t>2026-04-06</w:t>
       <w:br/>
       <w:br/>
     </w:r>

--- a/klagomål/A 7686-2026 FSC-klagomål.docx
+++ b/klagomål/A 7686-2026 FSC-klagomål.docx
@@ -694,7 +694,7 @@
     <w:r>
       <w:tab/>
       <w:tab/>
-      <w:t>2026-04-06</w:t>
+      <w:t>2026-04-07</w:t>
       <w:br/>
       <w:br/>
     </w:r>

--- a/klagomål/A 7686-2026 FSC-klagomål.docx
+++ b/klagomål/A 7686-2026 FSC-klagomål.docx
@@ -694,7 +694,7 @@
     <w:r>
       <w:tab/>
       <w:tab/>
-      <w:t>2026-04-07</w:t>
+      <w:t>2026-04-08</w:t>
       <w:br/>
       <w:br/>
     </w:r>

--- a/klagomål/A 7686-2026 FSC-klagomål.docx
+++ b/klagomål/A 7686-2026 FSC-klagomål.docx
@@ -694,7 +694,7 @@
     <w:r>
       <w:tab/>
       <w:tab/>
-      <w:t>2026-04-08</w:t>
+      <w:t>2026-04-09</w:t>
       <w:br/>
       <w:br/>
     </w:r>

--- a/klagomål/A 7686-2026 FSC-klagomål.docx
+++ b/klagomål/A 7686-2026 FSC-klagomål.docx
@@ -694,7 +694,7 @@
     <w:r>
       <w:tab/>
       <w:tab/>
-      <w:t>2026-04-09</w:t>
+      <w:t>2026-04-10</w:t>
       <w:br/>
       <w:br/>
     </w:r>

--- a/klagomål/A 7686-2026 FSC-klagomål.docx
+++ b/klagomål/A 7686-2026 FSC-klagomål.docx
@@ -694,7 +694,7 @@
     <w:r>
       <w:tab/>
       <w:tab/>
-      <w:t>2026-04-10</w:t>
+      <w:t>2026-04-11</w:t>
       <w:br/>
       <w:br/>
     </w:r>

--- a/klagomål/A 7686-2026 FSC-klagomål.docx
+++ b/klagomål/A 7686-2026 FSC-klagomål.docx
@@ -694,7 +694,7 @@
     <w:r>
       <w:tab/>
       <w:tab/>
-      <w:t>2026-04-11</w:t>
+      <w:t>2026-04-12</w:t>
       <w:br/>
       <w:br/>
     </w:r>

--- a/klagomål/A 7686-2026 FSC-klagomål.docx
+++ b/klagomål/A 7686-2026 FSC-klagomål.docx
@@ -694,7 +694,7 @@
     <w:r>
       <w:tab/>
       <w:tab/>
-      <w:t>2026-04-14</w:t>
+      <w:t>2026-04-15</w:t>
       <w:br/>
       <w:br/>
     </w:r>

--- a/klagomål/A 7686-2026 FSC-klagomål.docx
+++ b/klagomål/A 7686-2026 FSC-klagomål.docx
@@ -694,7 +694,7 @@
     <w:r>
       <w:tab/>
       <w:tab/>
-      <w:t>2026-04-15</w:t>
+      <w:t>2026-04-16</w:t>
       <w:br/>
       <w:br/>
     </w:r>

--- a/klagomål/A 7686-2026 FSC-klagomål.docx
+++ b/klagomål/A 7686-2026 FSC-klagomål.docx
@@ -694,7 +694,7 @@
     <w:r>
       <w:tab/>
       <w:tab/>
-      <w:t>2026-04-16</w:t>
+      <w:t>2026-04-17</w:t>
       <w:br/>
       <w:br/>
     </w:r>

--- a/klagomål/A 7686-2026 FSC-klagomål.docx
+++ b/klagomål/A 7686-2026 FSC-klagomål.docx
@@ -694,7 +694,7 @@
     <w:r>
       <w:tab/>
       <w:tab/>
-      <w:t>2026-04-17</w:t>
+      <w:t>2026-04-18</w:t>
       <w:br/>
       <w:br/>
     </w:r>

--- a/klagomål/A 7686-2026 FSC-klagomål.docx
+++ b/klagomål/A 7686-2026 FSC-klagomål.docx
@@ -694,7 +694,7 @@
     <w:r>
       <w:tab/>
       <w:tab/>
-      <w:t>2026-04-18</w:t>
+      <w:t>2026-04-19</w:t>
       <w:br/>
       <w:br/>
     </w:r>

--- a/klagomål/A 7686-2026 FSC-klagomål.docx
+++ b/klagomål/A 7686-2026 FSC-klagomål.docx
@@ -694,7 +694,7 @@
     <w:r>
       <w:tab/>
       <w:tab/>
-      <w:t>2026-04-19</w:t>
+      <w:t>2026-04-20</w:t>
       <w:br/>
       <w:br/>
     </w:r>

--- a/klagomål/A 7686-2026 FSC-klagomål.docx
+++ b/klagomål/A 7686-2026 FSC-klagomål.docx
@@ -694,7 +694,7 @@
     <w:r>
       <w:tab/>
       <w:tab/>
-      <w:t>2026-04-20</w:t>
+      <w:t>2026-04-21</w:t>
       <w:br/>
       <w:br/>
     </w:r>

--- a/klagomål/A 7686-2026 FSC-klagomål.docx
+++ b/klagomål/A 7686-2026 FSC-klagomål.docx
@@ -694,7 +694,7 @@
     <w:r>
       <w:tab/>
       <w:tab/>
-      <w:t>2026-04-21</w:t>
+      <w:t>2026-04-22</w:t>
       <w:br/>
       <w:br/>
     </w:r>

--- a/klagomål/A 7686-2026 FSC-klagomål.docx
+++ b/klagomål/A 7686-2026 FSC-klagomål.docx
@@ -694,7 +694,7 @@
     <w:r>
       <w:tab/>
       <w:tab/>
-      <w:t>2026-04-22</w:t>
+      <w:t>2026-04-23</w:t>
       <w:br/>
       <w:br/>
     </w:r>

--- a/klagomål/A 7686-2026 FSC-klagomål.docx
+++ b/klagomål/A 7686-2026 FSC-klagomål.docx
@@ -694,7 +694,7 @@
     <w:r>
       <w:tab/>
       <w:tab/>
-      <w:t>2026-04-23</w:t>
+      <w:t>2026-04-24</w:t>
       <w:br/>
       <w:br/>
     </w:r>

--- a/klagomål/A 7686-2026 FSC-klagomål.docx
+++ b/klagomål/A 7686-2026 FSC-klagomål.docx
@@ -694,7 +694,7 @@
     <w:r>
       <w:tab/>
       <w:tab/>
-      <w:t>2026-04-24</w:t>
+      <w:t>2026-04-25</w:t>
       <w:br/>
       <w:br/>
     </w:r>

--- a/klagomål/A 7686-2026 FSC-klagomål.docx
+++ b/klagomål/A 7686-2026 FSC-klagomål.docx
@@ -694,7 +694,7 @@
     <w:r>
       <w:tab/>
       <w:tab/>
-      <w:t>2026-04-25</w:t>
+      <w:t>2026-04-26</w:t>
       <w:br/>
       <w:br/>
     </w:r>

--- a/klagomål/A 7686-2026 FSC-klagomål.docx
+++ b/klagomål/A 7686-2026 FSC-klagomål.docx
@@ -694,7 +694,7 @@
     <w:r>
       <w:tab/>
       <w:tab/>
-      <w:t>2026-05-16</w:t>
+      <w:t>2026-05-17</w:t>
       <w:br/>
       <w:br/>
     </w:r>

--- a/klagomål/A 7686-2026 FSC-klagomål.docx
+++ b/klagomål/A 7686-2026 FSC-klagomål.docx
@@ -694,7 +694,7 @@
     <w:r>
       <w:tab/>
       <w:tab/>
-      <w:t>2026-05-17</w:t>
+      <w:t>2026-05-18</w:t>
       <w:br/>
       <w:br/>
     </w:r>

--- a/klagomål/A 7686-2026 FSC-klagomål.docx
+++ b/klagomål/A 7686-2026 FSC-klagomål.docx
@@ -694,7 +694,7 @@
     <w:r>
       <w:tab/>
       <w:tab/>
-      <w:t>2026-05-18</w:t>
+      <w:t>2026-05-19</w:t>
       <w:br/>
       <w:br/>
     </w:r>

--- a/klagomål/A 7686-2026 FSC-klagomål.docx
+++ b/klagomål/A 7686-2026 FSC-klagomål.docx
@@ -694,7 +694,7 @@
     <w:r>
       <w:tab/>
       <w:tab/>
-      <w:t>2026-05-19</w:t>
+      <w:t>2026-05-20</w:t>
       <w:br/>
       <w:br/>
     </w:r>

--- a/klagomål/A 7686-2026 FSC-klagomål.docx
+++ b/klagomål/A 7686-2026 FSC-klagomål.docx
@@ -694,7 +694,7 @@
     <w:r>
       <w:tab/>
       <w:tab/>
-      <w:t>2026-05-20</w:t>
+      <w:t>2026-05-21</w:t>
       <w:br/>
       <w:br/>
     </w:r>

--- a/klagomål/A 7686-2026 FSC-klagomål.docx
+++ b/klagomål/A 7686-2026 FSC-klagomål.docx
@@ -694,7 +694,7 @@
     <w:r>
       <w:tab/>
       <w:tab/>
-      <w:t>2026-05-21</w:t>
+      <w:t>2026-05-22</w:t>
       <w:br/>
       <w:br/>
     </w:r>

--- a/klagomål/A 7686-2026 FSC-klagomål.docx
+++ b/klagomål/A 7686-2026 FSC-klagomål.docx
@@ -694,7 +694,7 @@
     <w:r>
       <w:tab/>
       <w:tab/>
-      <w:t>2026-05-22</w:t>
+      <w:t>2026-05-23</w:t>
       <w:br/>
       <w:br/>
     </w:r>

--- a/klagomål/A 7686-2026 FSC-klagomål.docx
+++ b/klagomål/A 7686-2026 FSC-klagomål.docx
@@ -694,7 +694,7 @@
     <w:r>
       <w:tab/>
       <w:tab/>
-      <w:t>2026-05-23</w:t>
+      <w:t>2026-05-24</w:t>
       <w:br/>
       <w:br/>
     </w:r>

--- a/klagomål/A 7686-2026 FSC-klagomål.docx
+++ b/klagomål/A 7686-2026 FSC-klagomål.docx
@@ -694,7 +694,7 @@
     <w:r>
       <w:tab/>
       <w:tab/>
-      <w:t>2026-05-24</w:t>
+      <w:t>2026-05-25</w:t>
       <w:br/>
       <w:br/>
     </w:r>

--- a/klagomål/A 7686-2026 FSC-klagomål.docx
+++ b/klagomål/A 7686-2026 FSC-klagomål.docx
@@ -694,7 +694,7 @@
     <w:r>
       <w:tab/>
       <w:tab/>
-      <w:t>2026-05-25</w:t>
+      <w:t>2026-05-26</w:t>
       <w:br/>
       <w:br/>
     </w:r>

--- a/klagomål/A 7686-2026 FSC-klagomål.docx
+++ b/klagomål/A 7686-2026 FSC-klagomål.docx
@@ -694,7 +694,7 @@
     <w:r>
       <w:tab/>
       <w:tab/>
-      <w:t>2026-05-26</w:t>
+      <w:t>2026-05-27</w:t>
       <w:br/>
       <w:br/>
     </w:r>

--- a/klagomål/A 7686-2026 FSC-klagomål.docx
+++ b/klagomål/A 7686-2026 FSC-klagomål.docx
@@ -694,7 +694,7 @@
     <w:r>
       <w:tab/>
       <w:tab/>
-      <w:t>2026-05-27</w:t>
+      <w:t>2026-05-28</w:t>
       <w:br/>
       <w:br/>
     </w:r>

--- a/klagomål/A 7686-2026 FSC-klagomål.docx
+++ b/klagomål/A 7686-2026 FSC-klagomål.docx
@@ -694,7 +694,7 @@
     <w:r>
       <w:tab/>
       <w:tab/>
-      <w:t>2026-05-28</w:t>
+      <w:t>2026-05-29</w:t>
       <w:br/>
       <w:br/>
     </w:r>

--- a/klagomål/A 7686-2026 FSC-klagomål.docx
+++ b/klagomål/A 7686-2026 FSC-klagomål.docx
@@ -694,7 +694,7 @@
     <w:r>
       <w:tab/>
       <w:tab/>
-      <w:t>2026-05-29</w:t>
+      <w:t>2026-05-30</w:t>
       <w:br/>
       <w:br/>
     </w:r>

--- a/klagomål/A 7686-2026 FSC-klagomål.docx
+++ b/klagomål/A 7686-2026 FSC-klagomål.docx
@@ -694,7 +694,7 @@
     <w:r>
       <w:tab/>
       <w:tab/>
-      <w:t>2026-05-30</w:t>
+      <w:t>2026-05-31</w:t>
       <w:br/>
       <w:br/>
     </w:r>

--- a/klagomål/A 7686-2026 FSC-klagomål.docx
+++ b/klagomål/A 7686-2026 FSC-klagomål.docx
@@ -694,7 +694,7 @@
     <w:r>
       <w:tab/>
       <w:tab/>
-      <w:t>2026-05-31</w:t>
+      <w:t>2026-06-01</w:t>
       <w:br/>
       <w:br/>
     </w:r>

--- a/klagomål/A 7686-2026 FSC-klagomål.docx
+++ b/klagomål/A 7686-2026 FSC-klagomål.docx
@@ -694,7 +694,7 @@
     <w:r>
       <w:tab/>
       <w:tab/>
-      <w:t>2026-06-01</w:t>
+      <w:t>2026-06-02</w:t>
       <w:br/>
       <w:br/>
     </w:r>

--- a/klagomål/A 7686-2026 FSC-klagomål.docx
+++ b/klagomål/A 7686-2026 FSC-klagomål.docx
@@ -694,7 +694,7 @@
     <w:r>
       <w:tab/>
       <w:tab/>
-      <w:t>2026-06-02</w:t>
+      <w:t>2026-06-03</w:t>
       <w:br/>
       <w:br/>
     </w:r>

--- a/klagomål/A 7686-2026 FSC-klagomål.docx
+++ b/klagomål/A 7686-2026 FSC-klagomål.docx
@@ -694,7 +694,7 @@
     <w:r>
       <w:tab/>
       <w:tab/>
-      <w:t>2026-06-03</w:t>
+      <w:t>2026-06-04</w:t>
       <w:br/>
       <w:br/>
     </w:r>

--- a/klagomål/A 7686-2026 FSC-klagomål.docx
+++ b/klagomål/A 7686-2026 FSC-klagomål.docx
@@ -694,7 +694,7 @@
     <w:r>
       <w:tab/>
       <w:tab/>
-      <w:t>2026-06-04</w:t>
+      <w:t>2026-06-05</w:t>
       <w:br/>
       <w:br/>
     </w:r>

--- a/klagomål/A 7686-2026 FSC-klagomål.docx
+++ b/klagomål/A 7686-2026 FSC-klagomål.docx
@@ -694,7 +694,7 @@
     <w:r>
       <w:tab/>
       <w:tab/>
-      <w:t>2026-06-05</w:t>
+      <w:t>2026-06-06</w:t>
       <w:br/>
       <w:br/>
     </w:r>

--- a/klagomål/A 7686-2026 FSC-klagomål.docx
+++ b/klagomål/A 7686-2026 FSC-klagomål.docx
@@ -694,7 +694,7 @@
     <w:r>
       <w:tab/>
       <w:tab/>
-      <w:t>2026-06-06</w:t>
+      <w:t>2026-06-07</w:t>
       <w:br/>
       <w:br/>
     </w:r>

--- a/klagomål/A 7686-2026 FSC-klagomål.docx
+++ b/klagomål/A 7686-2026 FSC-klagomål.docx
@@ -694,7 +694,7 @@
     <w:r>
       <w:tab/>
       <w:tab/>
-      <w:t>2026-06-07</w:t>
+      <w:t>2026-06-08</w:t>
       <w:br/>
       <w:br/>
     </w:r>

--- a/klagomål/A 7686-2026 FSC-klagomål.docx
+++ b/klagomål/A 7686-2026 FSC-klagomål.docx
@@ -694,7 +694,7 @@
     <w:r>
       <w:tab/>
       <w:tab/>
-      <w:t>2026-06-08</w:t>
+      <w:t>2026-06-09</w:t>
       <w:br/>
       <w:br/>
     </w:r>

--- a/klagomål/A 7686-2026 FSC-klagomål.docx
+++ b/klagomål/A 7686-2026 FSC-klagomål.docx
@@ -694,7 +694,7 @@
     <w:r>
       <w:tab/>
       <w:tab/>
-      <w:t>2026-06-09</w:t>
+      <w:t>2026-06-10</w:t>
       <w:br/>
       <w:br/>
     </w:r>

--- a/klagomål/A 7686-2026 FSC-klagomål.docx
+++ b/klagomål/A 7686-2026 FSC-klagomål.docx
@@ -694,7 +694,7 @@
     <w:r>
       <w:tab/>
       <w:tab/>
-      <w:t>2026-06-10</w:t>
+      <w:t>2026-06-11</w:t>
       <w:br/>
       <w:br/>
     </w:r>

--- a/klagomål/A 7686-2026 FSC-klagomål.docx
+++ b/klagomål/A 7686-2026 FSC-klagomål.docx
@@ -694,7 +694,7 @@
     <w:r>
       <w:tab/>
       <w:tab/>
-      <w:t>2026-06-11</w:t>
+      <w:t>2026-06-12</w:t>
       <w:br/>
       <w:br/>
     </w:r>

--- a/klagomål/A 7686-2026 FSC-klagomål.docx
+++ b/klagomål/A 7686-2026 FSC-klagomål.docx
@@ -694,7 +694,7 @@
     <w:r>
       <w:tab/>
       <w:tab/>
-      <w:t>2026-06-12</w:t>
+      <w:t>2026-06-13</w:t>
       <w:br/>
       <w:br/>
     </w:r>

--- a/klagomål/A 7686-2026 FSC-klagomål.docx
+++ b/klagomål/A 7686-2026 FSC-klagomål.docx
@@ -694,7 +694,7 @@
     <w:r>
       <w:tab/>
       <w:tab/>
-      <w:t>2026-06-13</w:t>
+      <w:t>2026-06-14</w:t>
       <w:br/>
       <w:br/>
     </w:r>

--- a/klagomål/A 7686-2026 FSC-klagomål.docx
+++ b/klagomål/A 7686-2026 FSC-klagomål.docx
@@ -688,7 +688,7 @@
     <w:r>
       <w:tab/>
       <w:tab/>
-      <w:t>2026-07-13</w:t>
+      <w:t>2026-07-14</w:t>
       <w:br/>
       <w:br/>
     </w:r>

--- a/klagomål/A 7686-2026 FSC-klagomål.docx
+++ b/klagomål/A 7686-2026 FSC-klagomål.docx
@@ -688,7 +688,7 @@
     <w:r>
       <w:tab/>
       <w:tab/>
-      <w:t>2026-07-14</w:t>
+      <w:t>2026-07-15</w:t>
       <w:br/>
       <w:br/>
     </w:r>

--- a/klagomål/A 7686-2026 FSC-klagomål.docx
+++ b/klagomål/A 7686-2026 FSC-klagomål.docx
@@ -688,7 +688,7 @@
     <w:r>
       <w:tab/>
       <w:tab/>
-      <w:t>2026-07-15</w:t>
+      <w:t>2026-07-16</w:t>
       <w:br/>
       <w:br/>
     </w:r>

--- a/klagomål/A 7686-2026 FSC-klagomål.docx
+++ b/klagomål/A 7686-2026 FSC-klagomål.docx
@@ -688,7 +688,7 @@
     <w:r>
       <w:tab/>
       <w:tab/>
-      <w:t>2026-07-16</w:t>
+      <w:t>2026-07-17</w:t>
       <w:br/>
       <w:br/>
     </w:r>

--- a/klagomål/A 7686-2026 FSC-klagomål.docx
+++ b/klagomål/A 7686-2026 FSC-klagomål.docx
@@ -688,7 +688,7 @@
     <w:r>
       <w:tab/>
       <w:tab/>
-      <w:t>2026-07-17</w:t>
+      <w:t>2026-07-18</w:t>
       <w:br/>
       <w:br/>
     </w:r>

--- a/klagomål/A 7686-2026 FSC-klagomål.docx
+++ b/klagomål/A 7686-2026 FSC-klagomål.docx
@@ -688,7 +688,7 @@
     <w:r>
       <w:tab/>
       <w:tab/>
-      <w:t>2026-07-18</w:t>
+      <w:t>2026-07-19</w:t>
       <w:br/>
       <w:br/>
     </w:r>

--- a/klagomål/A 7686-2026 FSC-klagomål.docx
+++ b/klagomål/A 7686-2026 FSC-klagomål.docx
@@ -688,7 +688,7 @@
     <w:r>
       <w:tab/>
       <w:tab/>
-      <w:t>2026-07-19</w:t>
+      <w:t>2026-07-20</w:t>
       <w:br/>
       <w:br/>
     </w:r>

--- a/klagomål/A 7686-2026 FSC-klagomål.docx
+++ b/klagomål/A 7686-2026 FSC-klagomål.docx
@@ -688,7 +688,7 @@
     <w:r>
       <w:tab/>
       <w:tab/>
-      <w:t>2026-07-20</w:t>
+      <w:t>2026-07-21</w:t>
       <w:br/>
       <w:br/>
     </w:r>

--- a/klagomål/A 7686-2026 FSC-klagomål.docx
+++ b/klagomål/A 7686-2026 FSC-klagomål.docx
@@ -688,7 +688,7 @@
     <w:r>
       <w:tab/>
       <w:tab/>
-      <w:t>2026-07-21</w:t>
+      <w:t>2026-07-22</w:t>
       <w:br/>
       <w:br/>
     </w:r>

--- a/klagomål/A 7686-2026 FSC-klagomål.docx
+++ b/klagomål/A 7686-2026 FSC-klagomål.docx
@@ -688,7 +688,7 @@
     <w:r>
       <w:tab/>
       <w:tab/>
-      <w:t>2026-07-22</w:t>
+      <w:t>2026-07-23</w:t>
       <w:br/>
       <w:br/>
     </w:r>

--- a/klagomål/A 7686-2026 FSC-klagomål.docx
+++ b/klagomål/A 7686-2026 FSC-klagomål.docx
@@ -688,7 +688,7 @@
     <w:r>
       <w:tab/>
       <w:tab/>
-      <w:t>2026-07-23</w:t>
+      <w:t>2026-07-24</w:t>
       <w:br/>
       <w:br/>
     </w:r>

--- a/klagomål/A 7686-2026 FSC-klagomål.docx
+++ b/klagomål/A 7686-2026 FSC-klagomål.docx
@@ -688,7 +688,7 @@
     <w:r>
       <w:tab/>
       <w:tab/>
-      <w:t>2026-07-24</w:t>
+      <w:t>2026-07-25</w:t>
       <w:br/>
       <w:br/>
     </w:r>

--- a/klagomål/A 7686-2026 FSC-klagomål.docx
+++ b/klagomål/A 7686-2026 FSC-klagomål.docx
@@ -688,7 +688,7 @@
     <w:r>
       <w:tab/>
       <w:tab/>
-      <w:t>2026-07-25</w:t>
+      <w:t>2026-07-26</w:t>
       <w:br/>
       <w:br/>
     </w:r>

--- a/klagomål/A 7686-2026 FSC-klagomål.docx
+++ b/klagomål/A 7686-2026 FSC-klagomål.docx
@@ -688,7 +688,7 @@
     <w:r>
       <w:tab/>
       <w:tab/>
-      <w:t>2026-07-26</w:t>
+      <w:t>2026-07-27</w:t>
       <w:br/>
       <w:br/>
     </w:r>

--- a/klagomål/A 7686-2026 FSC-klagomål.docx
+++ b/klagomål/A 7686-2026 FSC-klagomål.docx
@@ -688,7 +688,7 @@
     <w:r>
       <w:tab/>
       <w:tab/>
-      <w:t>2026-07-27</w:t>
+      <w:t>2026-07-28</w:t>
       <w:br/>
       <w:br/>
     </w:r>

--- a/klagomål/A 7686-2026 FSC-klagomål.docx
+++ b/klagomål/A 7686-2026 FSC-klagomål.docx
@@ -688,7 +688,7 @@
     <w:r>
       <w:tab/>
       <w:tab/>
-      <w:t>2026-07-28</w:t>
+      <w:t>2026-07-29</w:t>
       <w:br/>
       <w:br/>
     </w:r>

--- a/klagomål/A 7686-2026 FSC-klagomål.docx
+++ b/klagomål/A 7686-2026 FSC-klagomål.docx
@@ -688,7 +688,7 @@
     <w:r>
       <w:tab/>
       <w:tab/>
-      <w:t>2026-07-29</w:t>
+      <w:t>2026-07-30</w:t>
       <w:br/>
       <w:br/>
     </w:r>

--- a/klagomål/A 7686-2026 FSC-klagomål.docx
+++ b/klagomål/A 7686-2026 FSC-klagomål.docx
@@ -688,7 +688,7 @@
     <w:r>
       <w:tab/>
       <w:tab/>
-      <w:t>2026-07-30</w:t>
+      <w:t>2026-07-31</w:t>
       <w:br/>
       <w:br/>
     </w:r>

--- a/klagomål/A 7686-2026 FSC-klagomål.docx
+++ b/klagomål/A 7686-2026 FSC-klagomål.docx
@@ -688,7 +688,7 @@
     <w:r>
       <w:tab/>
       <w:tab/>
-      <w:t>2026-07-31</w:t>
+      <w:t>2026-08-01</w:t>
       <w:br/>
       <w:br/>
     </w:r>

--- a/klagomål/A 7686-2026 FSC-klagomål.docx
+++ b/klagomål/A 7686-2026 FSC-klagomål.docx
@@ -688,7 +688,7 @@
     <w:r>
       <w:tab/>
       <w:tab/>
-      <w:t>2026-08-01</w:t>
+      <w:t>2026-08-02</w:t>
       <w:br/>
       <w:br/>
     </w:r>

--- a/klagomål/A 7686-2026 FSC-klagomål.docx
+++ b/klagomål/A 7686-2026 FSC-klagomål.docx
@@ -688,7 +688,7 @@
     <w:r>
       <w:tab/>
       <w:tab/>
-      <w:t>2026-08-02</w:t>
+      <w:t>2026-08-03</w:t>
       <w:br/>
       <w:br/>
     </w:r>

--- a/klagomål/A 7686-2026 FSC-klagomål.docx
+++ b/klagomål/A 7686-2026 FSC-klagomål.docx
@@ -688,7 +688,7 @@
     <w:r>
       <w:tab/>
       <w:tab/>
-      <w:t>2026-08-03</w:t>
+      <w:t>2026-08-05</w:t>
       <w:br/>
       <w:br/>
     </w:r>

--- a/klagomål/A 7686-2026 FSC-klagomål.docx
+++ b/klagomål/A 7686-2026 FSC-klagomål.docx
@@ -688,7 +688,7 @@
     <w:r>
       <w:tab/>
       <w:tab/>
-      <w:t>2026-08-05</w:t>
+      <w:t>2026-08-07</w:t>
       <w:br/>
       <w:br/>
     </w:r>

--- a/klagomål/A 7686-2026 FSC-klagomål.docx
+++ b/klagomål/A 7686-2026 FSC-klagomål.docx
@@ -688,7 +688,7 @@
     <w:r>
       <w:tab/>
       <w:tab/>
-      <w:t>2026-08-07</w:t>
+      <w:t>2026-08-08</w:t>
       <w:br/>
       <w:br/>
     </w:r>

--- a/klagomål/A 7686-2026 FSC-klagomål.docx
+++ b/klagomål/A 7686-2026 FSC-klagomål.docx
@@ -216,7 +216,7 @@
         <w:spacing w:after="240"/>
       </w:pPr>
       <w:r>
-        <w:t>Figur 1. Fyndplatser för naturvårdsarter i och inom 17 meter från avverkningsanmälan. Markörer utan svart kant är placerade på fyndplatsen. Markörer med svart kant är placerade vid sidan av fyndplatsen har ett svart streck som visar fyndplatsens exakta position. Kartans mittpunktskoordinat är N 7038616, E 669778 i SWEREF 99 TM.</w:t>
+        <w:t>Figur 1. Fyndplatser för naturvårdsarter i och inom 17 meter från avverkningsanmälan. Markörer utan svart kant är placerade på fyndplatsen. Markörer med svart kant är placerade vid sidan av fyndplatsen och har ett svart streck som visar fyndplatsens exakta position. Kartans mittpunktskoordinat är N 7038616, E 669778 i SWEREF 99 TM.</w:t>
       </w:r>
     </w:p>
     <w:p>
@@ -688,7 +688,7 @@
     <w:r>
       <w:tab/>
       <w:tab/>
-      <w:t>2026-08-14</w:t>
+      <w:t>2026-08-15</w:t>
       <w:br/>
       <w:br/>
     </w:r>

--- a/klagomål/A 7686-2026 FSC-klagomål.docx
+++ b/klagomål/A 7686-2026 FSC-klagomål.docx
@@ -688,7 +688,7 @@
     <w:r>
       <w:tab/>
       <w:tab/>
-      <w:t>2026-08-15</w:t>
+      <w:t>2026-08-16</w:t>
       <w:br/>
       <w:br/>
     </w:r>

--- a/klagomål/A 7686-2026 FSC-klagomål.docx
+++ b/klagomål/A 7686-2026 FSC-klagomål.docx
@@ -688,7 +688,7 @@
     <w:r>
       <w:tab/>
       <w:tab/>
-      <w:t>2026-08-16</w:t>
+      <w:t>2026-08-17</w:t>
       <w:br/>
       <w:br/>
     </w:r>

--- a/klagomål/A 7686-2026 FSC-klagomål.docx
+++ b/klagomål/A 7686-2026 FSC-klagomål.docx
@@ -688,7 +688,7 @@
     <w:r>
       <w:tab/>
       <w:tab/>
-      <w:t>2026-08-17</w:t>
+      <w:t>2026-08-18</w:t>
       <w:br/>
       <w:br/>
     </w:r>

--- a/klagomål/A 7686-2026 FSC-klagomål.docx
+++ b/klagomål/A 7686-2026 FSC-klagomål.docx
@@ -688,7 +688,7 @@
     <w:r>
       <w:tab/>
       <w:tab/>
-      <w:t>2026-08-18</w:t>
+      <w:t>2026-08-19</w:t>
       <w:br/>
       <w:br/>
     </w:r>

--- a/klagomål/A 7686-2026 FSC-klagomål.docx
+++ b/klagomål/A 7686-2026 FSC-klagomål.docx
@@ -688,7 +688,7 @@
     <w:r>
       <w:tab/>
       <w:tab/>
-      <w:t>2026-08-19</w:t>
+      <w:t>2026-08-20</w:t>
       <w:br/>
       <w:br/>
     </w:r>

--- a/klagomål/A 7686-2026 FSC-klagomål.docx
+++ b/klagomål/A 7686-2026 FSC-klagomål.docx
@@ -688,7 +688,7 @@
     <w:r>
       <w:tab/>
       <w:tab/>
-      <w:t>2026-08-20</w:t>
+      <w:t>2026-08-21</w:t>
       <w:br/>
       <w:br/>
     </w:r>

--- a/klagomål/A 7686-2026 FSC-klagomål.docx
+++ b/klagomål/A 7686-2026 FSC-klagomål.docx
@@ -688,7 +688,7 @@
     <w:r>
       <w:tab/>
       <w:tab/>
-      <w:t>2026-08-21</w:t>
+      <w:t>2026-08-22</w:t>
       <w:br/>
       <w:br/>
     </w:r>

--- a/klagomål/A 7686-2026 FSC-klagomål.docx
+++ b/klagomål/A 7686-2026 FSC-klagomål.docx
@@ -688,7 +688,7 @@
     <w:r>
       <w:tab/>
       <w:tab/>
-      <w:t>2026-08-22</w:t>
+      <w:t>2026-08-23</w:t>
       <w:br/>
       <w:br/>
     </w:r>

--- a/klagomål/A 7686-2026 FSC-klagomål.docx
+++ b/klagomål/A 7686-2026 FSC-klagomål.docx
@@ -688,7 +688,7 @@
     <w:r>
       <w:tab/>
       <w:tab/>
-      <w:t>2026-08-23</w:t>
+      <w:t>2026-08-24</w:t>
       <w:br/>
       <w:br/>
     </w:r>

--- a/klagomål/A 7686-2026 FSC-klagomål.docx
+++ b/klagomål/A 7686-2026 FSC-klagomål.docx
@@ -688,7 +688,7 @@
     <w:r>
       <w:tab/>
       <w:tab/>
-      <w:t>2026-08-24</w:t>
+      <w:t>2026-08-25</w:t>
       <w:br/>
       <w:br/>
     </w:r>

--- a/klagomål/A 7686-2026 FSC-klagomål.docx
+++ b/klagomål/A 7686-2026 FSC-klagomål.docx
@@ -688,7 +688,7 @@
     <w:r>
       <w:tab/>
       <w:tab/>
-      <w:t>2026-08-25</w:t>
+      <w:t>2026-08-26</w:t>
       <w:br/>
       <w:br/>
     </w:r>

--- a/klagomål/A 7686-2026 FSC-klagomål.docx
+++ b/klagomål/A 7686-2026 FSC-klagomål.docx
@@ -688,7 +688,7 @@
     <w:r>
       <w:tab/>
       <w:tab/>
-      <w:t>2026-08-26</w:t>
+      <w:t>2026-08-27</w:t>
       <w:br/>
       <w:br/>
     </w:r>

--- a/klagomål/A 7686-2026 FSC-klagomål.docx
+++ b/klagomål/A 7686-2026 FSC-klagomål.docx
@@ -688,7 +688,7 @@
     <w:r>
       <w:tab/>
       <w:tab/>
-      <w:t>2026-08-27</w:t>
+      <w:t>2026-08-28</w:t>
       <w:br/>
       <w:br/>
     </w:r>

--- a/klagomål/A 7686-2026 FSC-klagomål.docx
+++ b/klagomål/A 7686-2026 FSC-klagomål.docx
@@ -688,7 +688,7 @@
     <w:r>
       <w:tab/>
       <w:tab/>
-      <w:t>2026-08-28</w:t>
+      <w:t>2026-08-29</w:t>
       <w:br/>
       <w:br/>
     </w:r>

--- a/klagomål/A 7686-2026 FSC-klagomål.docx
+++ b/klagomål/A 7686-2026 FSC-klagomål.docx
@@ -688,7 +688,7 @@
     <w:r>
       <w:tab/>
       <w:tab/>
-      <w:t>2026-08-29</w:t>
+      <w:t>2026-08-31</w:t>
       <w:br/>
       <w:br/>
     </w:r>

--- a/klagomål/A 7686-2026 FSC-klagomål.docx
+++ b/klagomål/A 7686-2026 FSC-klagomål.docx
@@ -688,7 +688,7 @@
     <w:r>
       <w:tab/>
       <w:tab/>
-      <w:t>2026-08-31</w:t>
+      <w:t>2026-09-01</w:t>
       <w:br/>
       <w:br/>
     </w:r>

--- a/klagomål/A 7686-2026 FSC-klagomål.docx
+++ b/klagomål/A 7686-2026 FSC-klagomål.docx
@@ -688,7 +688,7 @@
     <w:r>
       <w:tab/>
       <w:tab/>
-      <w:t>2026-09-01</w:t>
+      <w:t>2026-09-02</w:t>
       <w:br/>
       <w:br/>
     </w:r>

--- a/klagomål/A 7686-2026 FSC-klagomål.docx
+++ b/klagomål/A 7686-2026 FSC-klagomål.docx
@@ -688,7 +688,7 @@
     <w:r>
       <w:tab/>
       <w:tab/>
-      <w:t>2026-09-02</w:t>
+      <w:t>2026-09-03</w:t>
       <w:br/>
       <w:br/>
     </w:r>

--- a/klagomål/A 7686-2026 FSC-klagomål.docx
+++ b/klagomål/A 7686-2026 FSC-klagomål.docx
@@ -688,7 +688,7 @@
     <w:r>
       <w:tab/>
       <w:tab/>
-      <w:t>2026-09-03</w:t>
+      <w:t>2026-09-04</w:t>
       <w:br/>
       <w:br/>
     </w:r>

--- a/klagomål/A 7686-2026 FSC-klagomål.docx
+++ b/klagomål/A 7686-2026 FSC-klagomål.docx
@@ -688,7 +688,7 @@
     <w:r>
       <w:tab/>
       <w:tab/>
-      <w:t>2026-09-04</w:t>
+      <w:t>2026-09-05</w:t>
       <w:br/>
       <w:br/>
     </w:r>

--- a/klagomål/A 7686-2026 FSC-klagomål.docx
+++ b/klagomål/A 7686-2026 FSC-klagomål.docx
@@ -688,7 +688,7 @@
     <w:r>
       <w:tab/>
       <w:tab/>
-      <w:t>2026-09-05</w:t>
+      <w:t>2026-09-06</w:t>
       <w:br/>
       <w:br/>
     </w:r>

--- a/klagomål/A 7686-2026 FSC-klagomål.docx
+++ b/klagomål/A 7686-2026 FSC-klagomål.docx
@@ -688,7 +688,7 @@
     <w:r>
       <w:tab/>
       <w:tab/>
-      <w:t>2026-09-06</w:t>
+      <w:t>2026-09-07</w:t>
       <w:br/>
       <w:br/>
     </w:r>

--- a/klagomål/A 7686-2026 FSC-klagomål.docx
+++ b/klagomål/A 7686-2026 FSC-klagomål.docx
@@ -688,7 +688,7 @@
     <w:r>
       <w:tab/>
       <w:tab/>
-      <w:t>2026-09-07</w:t>
+      <w:t>2026-09-08</w:t>
       <w:br/>
       <w:br/>
     </w:r>

--- a/klagomål/A 7686-2026 FSC-klagomål.docx
+++ b/klagomål/A 7686-2026 FSC-klagomål.docx
@@ -688,7 +688,7 @@
     <w:r>
       <w:tab/>
       <w:tab/>
-      <w:t>2026-09-08</w:t>
+      <w:t>2026-09-09</w:t>
       <w:br/>
       <w:br/>
     </w:r>

--- a/klagomål/A 7686-2026 FSC-klagomål.docx
+++ b/klagomål/A 7686-2026 FSC-klagomål.docx
@@ -688,7 +688,7 @@
     <w:r>
       <w:tab/>
       <w:tab/>
-      <w:t>2026-09-09</w:t>
+      <w:t>2026-09-10</w:t>
       <w:br/>
       <w:br/>
     </w:r>

--- a/klagomål/A 7686-2026 FSC-klagomål.docx
+++ b/klagomål/A 7686-2026 FSC-klagomål.docx
@@ -688,7 +688,7 @@
     <w:r>
       <w:tab/>
       <w:tab/>
-      <w:t>2026-09-10</w:t>
+      <w:t>2026-09-11</w:t>
       <w:br/>
       <w:br/>
     </w:r>

--- a/klagomål/A 7686-2026 FSC-klagomål.docx
+++ b/klagomål/A 7686-2026 FSC-klagomål.docx
@@ -688,7 +688,7 @@
     <w:r>
       <w:tab/>
       <w:tab/>
-      <w:t>2026-09-11</w:t>
+      <w:t>2026-09-12</w:t>
       <w:br/>
       <w:br/>
     </w:r>
